--- a/public/activities/hpd/gioiThieuEnglish.docx
+++ b/public/activities/hpd/gioiThieuEnglish.docx
@@ -21,12 +21,50 @@
           <w:sz w:val="26"/>
           <w:szCs w:val="26"/>
           <w:shd w:val="clear" w:color="auto" w:fill="EAD1DC"/>
+          <w:lang w:val="vi-VN"/>
           <w14:ligatures w14:val="none"/>
         </w:rPr>
-        <w:t>The Red Phoenix Flower campaign 2023 is a summer volunteer campaign for high school students and teachers in Ho Chi Minh city, aimed at engaging in community-oriented activities. With the theme "Red Phoenix Flower Warriors: Experiencing and Growing", this year's campaign promises to bring new experiences and unforgettable memories to the participants.</w:t>
+        <w:t xml:space="preserve"> </w:t>
+      </w:r>
+      <w:r>
+        <w:rPr>
+          <w:rFonts w:ascii="docs-Barlow" w:eastAsia="Times New Roman" w:hAnsi="docs-Barlow" w:cs="Times New Roman"/>
+          <w:color w:val="000000"/>
+          <w:kern w:val="0"/>
+          <w:sz w:val="26"/>
+          <w:szCs w:val="26"/>
+          <w:shd w:val="clear" w:color="auto" w:fill="EAD1DC"/>
+          <w14:ligatures w14:val="none"/>
+        </w:rPr>
+        <w:t>The Red Phoenix Flower campaign 2023 is a summer volunteer campaign for high school students and teachers in Ho Chi Minh city, aimed at engaging in community-oriented activities. With the theme "Red Phoenix Flower</w:t>
+      </w:r>
+      <w:r>
+        <w:rPr>
+          <w:rFonts w:ascii="docs-Barlow" w:eastAsia="Times New Roman" w:hAnsi="docs-Barlow" w:cs="Times New Roman"/>
+          <w:color w:val="000000"/>
+          <w:kern w:val="0"/>
+          <w:sz w:val="26"/>
+          <w:szCs w:val="26"/>
+          <w:shd w:val="clear" w:color="auto" w:fill="EAD1DC"/>
+          <w:lang w:val="vi-VN"/>
+          <w14:ligatures w14:val="none"/>
+        </w:rPr>
+        <w:t xml:space="preserve"> Volunteers</w:t>
       </w:r>
       <w:bookmarkStart w:id="0" w:name="_GoBack"/>
       <w:bookmarkEnd w:id="0"/>
+      <w:r>
+        <w:rPr>
+          <w:rFonts w:ascii="docs-Barlow" w:eastAsia="Times New Roman" w:hAnsi="docs-Barlow" w:cs="Times New Roman"/>
+          <w:color w:val="000000"/>
+          <w:kern w:val="0"/>
+          <w:sz w:val="26"/>
+          <w:szCs w:val="26"/>
+          <w:shd w:val="clear" w:color="auto" w:fill="EAD1DC"/>
+          <w14:ligatures w14:val="none"/>
+        </w:rPr>
+        <w:t>: Experiencing and Growing", this year's campaign promises to bring new experiences and unforgettable memories to the participants.</w:t>
+      </w:r>
     </w:p>
     <w:p/>
     <w:sectPr>
